--- a/testakten/sozialrecht-elektrorollstuhl-koerner-oldenburg/18_facharztbericht_neurologie_detailliert.docx
+++ b/testakten/sozialrecht-elektrorollstuhl-koerner-oldenburg/18_facharztbericht_neurologie_detailliert.docx
@@ -29,7 +29,7 @@
           <w:i w:val="0"/>
           <w:sz w:val="22"/>
         </w:rPr>
-        <w:t>Dr. Elisabeth Radtke, Fachaerztin fuer Neurologie</w:t>
+        <w:t>Dr. Elisabeth Radtke, Fachärztin für Neurologie</w:t>
       </w:r>
     </w:p>
     <w:p>
@@ -60,7 +60,7 @@
           <w:i w:val="0"/>
           <w:sz w:val="22"/>
         </w:rPr>
-        <w:t>Untersuchung am 17.05.2026 durch Dr. Elisabeth Radtke, Fachaerztin fuer Neurologie, im Rahmen der Abklaerung der Gangstoerung und Sturzneigung.</w:t>
+        <w:t>Untersuchung am 17.05.2026 durch Dr. Elisabeth Radtke, Fachärztin für Neurologie, im Rahmen der Abklärung der Gangstörung und Sturzneigung.</w:t>
       </w:r>
     </w:p>
     <w:p>
@@ -79,7 +79,7 @@
           <w:i w:val="0"/>
           <w:sz w:val="22"/>
         </w:rPr>
-        <w:t>Deutlich reduzierte Vibrationsempfindung beidseits distal betont, abgeschwaechte Achillessehnenreflexe beidseits, positiver Romberg-Test mit Fallneigung nach hinten. Gangbild kleinschrittig, breitbasig, mit deutlich verlaengerter Standphase.</w:t>
+        <w:t>Deutlich reduzierte Vibrationsempfindung beidseits distal betont, abgeschwächte Achillessehnenreflexe beidseits, positiver Romberg-Test mit Fallneigung nach hinten. Gangbild kleinschrittig, breitbasig, mit deutlich verlängerter Standphase.</w:t>
       </w:r>
     </w:p>
     <w:p>
@@ -98,7 +98,7 @@
           <w:i w:val="0"/>
           <w:sz w:val="22"/>
         </w:rPr>
-        <w:t>Nervenleitgeschwindigkeitsmessung bestaetigt eine sensomotorische Polyneuropathie beider Beine, vereinbar mit der bekannten diabetischen Genese. Die Befunde erklaeren die verminderte Standfestigkeit und die erhoehte Sturzgefahr insbesondere auf unebenem Untergrund.</w:t>
+        <w:t>Nervenleitgeschwindigkeitsmessung bestätigt eine sensomotorische Polyneuropathie beider Beine, vereinbar mit der bekannten diabetischen Genese. Die Befunde erklären die verminderte Standfestigkeit und die erhöhte Sturzgefahr insbesondere auf unebenem Untergrund.</w:t>
       </w:r>
     </w:p>
     <w:p>
@@ -106,7 +106,7 @@
         <w:pStyle w:val="Heading2"/>
       </w:pPr>
       <w:r>
-        <w:t>4. Funktionelle Einschaetzung</w:t>
+        <w:t>4. Funktionelle Einschätzung</w:t>
       </w:r>
     </w:p>
     <w:p>
@@ -117,7 +117,7 @@
           <w:i w:val="0"/>
           <w:sz w:val="22"/>
         </w:rPr>
-        <w:t>Die Gehstrecke ohne Hilfsmittel liegt unter 10 Metern, mit Unterarmgehstuetze bei kontrollierten Bedingungen bei etwa 15 Metern, jedoch mit deutlich erhoehtem Sturzrisiko bei Richtungswechseln oder Bodenunebenheiten. Aus neurologischer Sicht ist die vorhandene Restgehfaehigkeit fuer eine sichere Alltagsmobilitaet im Aussenbereich nicht ausreichend.</w:t>
+        <w:t>Die Gehstrecke ohne Hilfsmittel liegt unter 10 Metern, mit Unterarmgehstütze bei kontrollierten Bedingungen bei etwa 15 Metern, jedoch mit deutlich erhöhtem Sturzrisiko bei Richtungswechseln oder Bodenunebenheiten. Aus neurologischer Sicht ist die vorhandene Restgehfähigkeit für eine sichere Alltagsmobilität im Außenbereich nicht ausreichend.</w:t>
       </w:r>
     </w:p>
     <w:p>
@@ -125,7 +125,7 @@
         <w:pStyle w:val="Heading2"/>
       </w:pPr>
       <w:r>
-        <w:t>5. Fachaerztliche Empfehlung</w:t>
+        <w:t>5. Fachärztliche Empfehlung</w:t>
       </w:r>
     </w:p>
     <w:p>
@@ -136,22 +136,11 @@
           <w:i w:val="0"/>
           <w:sz w:val="22"/>
         </w:rPr>
-        <w:t>Aus neurologischer Sicht wird eine Versorgung mit einem sturzsicheren, selbststaendig zu bedienenden Mobilitaetshilfsmittel fuer den Nahbereich empfohlen. Ein Elektrorollstuhl mit Kippschutz und gedrosselter Geschwindigkeit erscheint geeignet, sofern ein Fahrtraining die kognitive und motorische Eignung bestaetigt.</w:t>
-      </w:r>
-    </w:p>
-    <w:p>
-      <w:r>
-        <w:rPr>
-          <w:rFonts w:ascii="Times New Roman" w:hAnsi="Times New Roman"/>
-          <w:b w:val="0"/>
-          <w:i w:val="0"/>
-          <w:sz w:val="22"/>
-        </w:rPr>
-        <w:t>Formathinweis: Dieses Aktenstück wird in Times New Roman, 11 pt, mit ausschließlich dezimaler Gliederung ausgegeben.</w:t>
+        <w:t>Aus neurologischer Sicht wird eine Versorgung mit einem sturzsicheren, selbstständig zu bedienenden Mobilitätshilfsmittel für den Nahbereich empfohlen. Ein Elektrorollstuhl mit Kippschutz und gedrosselter Geschwindigkeit erscheint geeignet, sofern ein Fahrtraining die kognitive und motorische Eignung bestätigt.</w:t>
       </w:r>
     </w:p>
     <w:sectPr>
-      <w:pgSz w:w="12240" w:h="15840"/>
+      <w:pgSz w:w="11906" w:h="16838"/>
       <w:pgMar w:top="1440" w:right="1800" w:bottom="1440" w:left="1800" w:header="720" w:footer="720" w:gutter="0"/>
       <w:cols w:space="720"/>
       <w:docGrid w:linePitch="360"/>
